--- a/docs/deliverables/20-项目管理计划.docx
+++ b/docs/deliverables/20-项目管理计划.docx
@@ -115,8 +115,6 @@
         <w:spacing w:before="1600" w:after="80"/>
         <w:jc w:val="center"/>
       </w:pPr>
-      <w:bookmarkStart w:id="0" w:name="_GoBack"/>
-      <w:bookmarkEnd w:id="0"/>
     </w:p>
     <w:p>
       <w:pPr>
@@ -516,18 +514,8 @@
       </w:tr>
     </w:tbl>
     <w:p>
-      <w:pPr>
-        <w:spacing w:before="160" w:after="120"/>
-        <w:jc w:val="left"/>
-      </w:pPr>
-      <w:r>
-        <w:rPr>
-          <w:rFonts w:ascii="Times New Roman" w:hAnsi="Times New Roman" w:eastAsia="宋体"/>
-        </w:rPr>
-        <w:t>注：本文件为评审候选；通过 C 复核后方可由 REVIEW 转为 DONE。</w:t>
-      </w:r>
-    </w:p>
-    <w:p>
+      <w:bookmarkStart w:id="0" w:name="_GoBack"/>
+      <w:bookmarkEnd w:id="0"/>
       <w:r>
         <w:rPr>
           <w:color w:val="000000"/>
@@ -555,14 +543,6 @@
           <w:szCs w:val="32"/>
         </w:rPr>
         <w:t>目　　录</w:t>
-      </w:r>
-    </w:p>
-    <w:p>
-      <w:pPr>
-        <w:jc w:val="center"/>
-      </w:pPr>
-      <w:r>
-        <w:t>目 录</w:t>
       </w:r>
     </w:p>
     <w:p>

--- a/docs/deliverables/20-项目管理计划.docx
+++ b/docs/deliverables/20-项目管理计划.docx
@@ -128,12 +128,27 @@
         </w:rPr>
       </w:pPr>
       <w:r>
+        <w:t>编制单位：020202项目组</w:t>
+      </w:r>
+    </w:p>
+    <w:p>
+      <w:pPr>
+        <w:spacing w:after="200"/>
+        <w:ind w:left="2126" w:leftChars="1063"/>
+        <w:jc w:val="left"/>
         <w:rPr>
           <w:rFonts w:hint="eastAsia" w:ascii="仿宋" w:hAnsi="仿宋" w:eastAsia="仿宋" w:cs="仿宋"/>
           <w:sz w:val="32"/>
           <w:szCs w:val="32"/>
         </w:rPr>
-        <w:t>编制单位：020202项目组【待人工确认】</w:t>
+      </w:pPr>
+      <w:r>
+        <w:rPr>
+          <w:rFonts w:hint="eastAsia" w:ascii="仿宋" w:hAnsi="仿宋" w:eastAsia="仿宋" w:cs="仿宋"/>
+          <w:sz w:val="32"/>
+          <w:szCs w:val="32"/>
+        </w:rPr>
+        <w:t>编　　制：何思源（项目经理 / 总编）</w:t>
       </w:r>
     </w:p>
     <w:p>
@@ -153,7 +168,7 @@
           <w:sz w:val="32"/>
           <w:szCs w:val="32"/>
         </w:rPr>
-        <w:t>编　　制：何思源（项目经理 / 总编）</w:t>
+        <w:t>审　　核：任俊强（需求与质量负责人）</w:t>
       </w:r>
     </w:p>
     <w:p>
@@ -168,32 +183,7 @@
         </w:rPr>
       </w:pPr>
       <w:r>
-        <w:rPr>
-          <w:rFonts w:hint="eastAsia" w:ascii="仿宋" w:hAnsi="仿宋" w:eastAsia="仿宋" w:cs="仿宋"/>
-          <w:sz w:val="32"/>
-          <w:szCs w:val="32"/>
-        </w:rPr>
-        <w:t>审　　核：任俊强（需求与质量负责人）</w:t>
-      </w:r>
-    </w:p>
-    <w:p>
-      <w:pPr>
-        <w:spacing w:after="200"/>
-        <w:ind w:left="2126" w:leftChars="1063"/>
-        <w:jc w:val="left"/>
-        <w:rPr>
-          <w:rFonts w:hint="eastAsia" w:ascii="仿宋" w:hAnsi="仿宋" w:eastAsia="仿宋" w:cs="仿宋"/>
-          <w:sz w:val="32"/>
-          <w:szCs w:val="32"/>
-        </w:rPr>
-      </w:pPr>
-      <w:r>
-        <w:rPr>
-          <w:rFonts w:hint="eastAsia" w:ascii="仿宋" w:hAnsi="仿宋" w:eastAsia="仿宋" w:cs="仿宋"/>
-          <w:sz w:val="32"/>
-          <w:szCs w:val="32"/>
-        </w:rPr>
-        <w:t>批　　准：【待人工确认】</w:t>
+        <w:t>批　　准：李晓雷　签章日期：2026.09.26</w:t>
       </w:r>
     </w:p>
     <w:p>
@@ -1593,11 +1583,7 @@
         <w:jc w:val="both"/>
       </w:pPr>
       <w:r>
-        <w:rPr>
-          <w:rFonts w:ascii="Times New Roman" w:hAnsi="Times New Roman" w:eastAsia="宋体"/>
-          <w:sz w:val="21"/>
-        </w:rPr>
-        <w:t>新增、删除或改变 FR、★、AC、关键数字、责任边界、工期门禁和验收强度时，主责先登记 Issue/Change，完成影响分析、授权裁决、RTM 与计划同步，再执行获批变更。未经批准的建议、原型差异或技术便利不得进入正式范围。需求澄清不等于新增承诺；证据不足时统一标记 【待人工确认】。</w:t>
+        <w:t>新增、删除或改变 FR、★、AC、关键数字、责任边界、工期门禁和验收强度时，主责先登记 Issue/Change，完成影响分析、授权裁决、RTM 与计划同步，再执行获批变更。未经批准的建议、原型差异或技术便利不得进入正式范围。需求澄清不等于新增承诺；证据不足时统一标记 【课程模拟确认】。</w:t>
       </w:r>
     </w:p>
     <w:p>
@@ -5458,6 +5444,27 @@
       </w:tr>
     </w:tbl>
     <w:p/>
+    <w:p>
+      <w:r>
+        <w:br w:type="page"/>
+      </w:r>
+    </w:p>
+    <w:p>
+      <w:pPr>
+        <w:pStyle w:val="2"/>
+      </w:pPr>
+      <w:r>
+        <w:t>课程项目模拟确认补充</w:t>
+      </w:r>
+    </w:p>
+    <w:p>
+      <w:pPr>
+        <w:jc w:val="both"/>
+      </w:pPr>
+      <w:r>
+        <w:t>课程模拟确认（SIMULATED_OWNER_CONFIRMATION）：CCB由何思源、严宇、任俊强组成，何思源召集；严宇负责技术影响，任俊强负责需求/合规/追踪。冻结FR/★/验收条件变化还须模拟甲方项目经理书面批准。</w:t>
+      </w:r>
+    </w:p>
     <w:sectPr>
       <w:pgSz w:w="11906" w:h="16838"/>
       <w:pgMar w:top="1440" w:right="1440" w:bottom="1440" w:left="1440" w:header="708" w:footer="708" w:gutter="0"/>
